--- a/docs/docx/module/dna_barcoding.docx
+++ b/docs/docx/module/dna_barcoding.docx
@@ -15,7 +15,7 @@
         <w:pStyle w:val="Date"/>
       </w:pPr>
       <w:r>
-        <w:t xml:space="preserve">2026-08-26</w:t>
+        <w:t xml:space="preserve">2026-10-01</w:t>
       </w:r>
     </w:p>
     <w:bookmarkStart w:id="21" w:name="overview"/>

--- a/docs/docx/module/dna_barcoding.docx
+++ b/docs/docx/module/dna_barcoding.docx
@@ -32,7 +32,15 @@
         <w:pStyle w:val="FirstParagraph"/>
       </w:pPr>
       <w:r>
-        <w:t xml:space="preserve">This activity explores forensic uses of DNA barcoding and DNA reference datasets. Students will walk through using online genomic reference databases and interpret their results within the framework of a forensic case study.</w:t>
+        <w:t xml:space="preserve">This activity explores forensic uses of DNA barcoding and DNA reference datasets. In the prework, students will read about two real-life cases using DNA barcoding and consider the legal and biological consequences. In the lab module, students will walk through using online genomic reference databases and interpret their results within the framework of a forensic case study.</w:t>
+      </w:r>
+    </w:p>
+    <w:p>
+      <w:pPr>
+        <w:pStyle w:val="BodyText"/>
+      </w:pPr>
+      <w:r>
+        <w:t xml:space="preserve">Prework can be run as a stand-alone activity.</w:t>
       </w:r>
     </w:p>
     <w:p>
@@ -46,11 +54,27 @@
         </w:rPr>
         <w:t xml:space="preserve">Duration:</w:t>
       </w:r>
-      <w:r>
-        <w:t xml:space="preserve"> </w:t>
-      </w:r>
-      <w:r>
-        <w:t xml:space="preserve">Approximately 1 hour (</w:t>
+    </w:p>
+    <w:p>
+      <w:pPr>
+        <w:numPr>
+          <w:ilvl w:val="0"/>
+          <w:numId w:val="1001"/>
+        </w:numPr>
+      </w:pPr>
+      <w:r>
+        <w:t xml:space="preserve">Prework: Approximately 30 minutes</w:t>
+      </w:r>
+    </w:p>
+    <w:p>
+      <w:pPr>
+        <w:numPr>
+          <w:ilvl w:val="0"/>
+          <w:numId w:val="1001"/>
+        </w:numPr>
+      </w:pPr>
+      <w:r>
+        <w:t xml:space="preserve">Lab: Approximately 1 hour (</w:t>
       </w:r>
       <w:hyperlink r:id="rId20">
         <w:r>
@@ -78,29 +102,40 @@
       <w:pPr>
         <w:numPr>
           <w:ilvl w:val="0"/>
-          <w:numId w:val="1001"/>
+          <w:numId w:val="1002"/>
         </w:numPr>
       </w:pPr>
       <w:r>
-        <w:t xml:space="preserve">Use online tools to compare sequence in fasta format to DNA barcoding reference databases.</w:t>
+        <w:t xml:space="preserve">Consider the legal and biological consequences of using DNA barcoding as part of forensic investigations.</w:t>
       </w:r>
     </w:p>
     <w:p>
       <w:pPr>
         <w:numPr>
           <w:ilvl w:val="0"/>
-          <w:numId w:val="1001"/>
+          <w:numId w:val="1002"/>
         </w:numPr>
       </w:pPr>
       <w:r>
-        <w:t xml:space="preserve">Explore species identification via DNA barcoding.</w:t>
+        <w:t xml:space="preserve">Use online tools to compare sequence in fasta format to DNA barcoding reference databases.</w:t>
       </w:r>
     </w:p>
     <w:p>
       <w:pPr>
         <w:numPr>
           <w:ilvl w:val="0"/>
-          <w:numId w:val="1001"/>
+          <w:numId w:val="1002"/>
+        </w:numPr>
+      </w:pPr>
+      <w:r>
+        <w:t xml:space="preserve">Explore species identification via DNA barcoding.</w:t>
+      </w:r>
+    </w:p>
+    <w:p>
+      <w:pPr>
+        <w:numPr>
+          <w:ilvl w:val="0"/>
+          <w:numId w:val="1002"/>
         </w:numPr>
       </w:pPr>
       <w:r>
@@ -376,10 +411,22 @@
     </w:p>
     <w:p>
       <w:pPr>
+        <w:pStyle w:val="BodyText"/>
+      </w:pPr>
+      <w:r>
+        <w:rPr>
+          <w:i/>
+          <w:iCs/>
+        </w:rPr>
+        <w:t xml:space="preserve">Prework</w:t>
+      </w:r>
+    </w:p>
+    <w:p>
+      <w:pPr>
         <w:pStyle w:val="Compact"/>
         <w:numPr>
           <w:ilvl w:val="0"/>
-          <w:numId w:val="1002"/>
+          <w:numId w:val="1003"/>
         </w:numPr>
       </w:pPr>
       <w:hyperlink r:id="rId31">
@@ -396,7 +443,7 @@
         <w:pStyle w:val="Compact"/>
         <w:numPr>
           <w:ilvl w:val="0"/>
-          <w:numId w:val="1002"/>
+          <w:numId w:val="1003"/>
         </w:numPr>
       </w:pPr>
       <w:hyperlink r:id="rId32">
@@ -413,7 +460,7 @@
         <w:pStyle w:val="Compact"/>
         <w:numPr>
           <w:ilvl w:val="0"/>
-          <w:numId w:val="1002"/>
+          <w:numId w:val="1003"/>
         </w:numPr>
       </w:pPr>
       <w:r>
@@ -425,7 +472,19 @@
         <w:pStyle w:val="FirstParagraph"/>
       </w:pPr>
       <w:r>
-        <w:t xml:space="preserve">Students will need:</w:t>
+        <w:t xml:space="preserve">For the prework, students do not need any additional materials.</w:t>
+      </w:r>
+    </w:p>
+    <w:p>
+      <w:pPr>
+        <w:pStyle w:val="BodyText"/>
+      </w:pPr>
+      <w:r>
+        <w:rPr>
+          <w:i/>
+          <w:iCs/>
+        </w:rPr>
+        <w:t xml:space="preserve">Lab</w:t>
       </w:r>
     </w:p>
     <w:p>
@@ -433,19 +492,73 @@
         <w:pStyle w:val="Compact"/>
         <w:numPr>
           <w:ilvl w:val="0"/>
-          <w:numId w:val="1003"/>
+          <w:numId w:val="1004"/>
         </w:numPr>
       </w:pPr>
-      <w:r>
-        <w:t xml:space="preserve">A device that accesses the internet.</w:t>
-      </w:r>
+      <w:hyperlink r:id="rId31">
+        <w:r>
+          <w:rPr>
+            <w:rStyle w:val="Hyperlink"/>
+          </w:rPr>
+          <w:t xml:space="preserve">Web page</w:t>
+        </w:r>
+      </w:hyperlink>
     </w:p>
     <w:p>
       <w:pPr>
         <w:pStyle w:val="Compact"/>
         <w:numPr>
           <w:ilvl w:val="0"/>
-          <w:numId w:val="1003"/>
+          <w:numId w:val="1004"/>
+        </w:numPr>
+      </w:pPr>
+      <w:hyperlink r:id="rId32">
+        <w:r>
+          <w:rPr>
+            <w:rStyle w:val="Hyperlink"/>
+          </w:rPr>
+          <w:t xml:space="preserve">Word (docx)</w:t>
+        </w:r>
+      </w:hyperlink>
+    </w:p>
+    <w:p>
+      <w:pPr>
+        <w:pStyle w:val="Compact"/>
+        <w:numPr>
+          <w:ilvl w:val="0"/>
+          <w:numId w:val="1004"/>
+        </w:numPr>
+      </w:pPr>
+      <w:r>
+        <w:t xml:space="preserve">Google Doc</w:t>
+      </w:r>
+    </w:p>
+    <w:p>
+      <w:pPr>
+        <w:pStyle w:val="FirstParagraph"/>
+      </w:pPr>
+      <w:r>
+        <w:t xml:space="preserve">For the lab, students will need:</w:t>
+      </w:r>
+    </w:p>
+    <w:p>
+      <w:pPr>
+        <w:pStyle w:val="Compact"/>
+        <w:numPr>
+          <w:ilvl w:val="0"/>
+          <w:numId w:val="1005"/>
+        </w:numPr>
+      </w:pPr>
+      <w:r>
+        <w:t xml:space="preserve">A device that accesses the internet.</w:t>
+      </w:r>
+    </w:p>
+    <w:p>
+      <w:pPr>
+        <w:pStyle w:val="Compact"/>
+        <w:numPr>
+          <w:ilvl w:val="0"/>
+          <w:numId w:val="1005"/>
         </w:numPr>
       </w:pPr>
       <w:r>
@@ -471,7 +584,7 @@
         <w:pStyle w:val="Compact"/>
         <w:numPr>
           <w:ilvl w:val="0"/>
-          <w:numId w:val="1003"/>
+          <w:numId w:val="1005"/>
         </w:numPr>
       </w:pPr>
       <w:r>
@@ -494,7 +607,7 @@
         <w:pStyle w:val="Compact"/>
         <w:numPr>
           <w:ilvl w:val="0"/>
-          <w:numId w:val="1003"/>
+          <w:numId w:val="1005"/>
         </w:numPr>
       </w:pPr>
       <w:r>
@@ -541,6 +654,39 @@
       </w:pPr>
       <w:r>
         <w:t xml:space="preserve">Outline</w:t>
+      </w:r>
+    </w:p>
+    <w:p>
+      <w:pPr>
+        <w:numPr>
+          <w:ilvl w:val="0"/>
+          <w:numId w:val="1006"/>
+        </w:numPr>
+      </w:pPr>
+      <w:r>
+        <w:t xml:space="preserve">Part 1: Prework (30 minutes)</w:t>
+      </w:r>
+    </w:p>
+    <w:p>
+      <w:pPr>
+        <w:numPr>
+          <w:ilvl w:val="0"/>
+          <w:numId w:val="1006"/>
+        </w:numPr>
+      </w:pPr>
+      <w:r>
+        <w:t xml:space="preserve">Part 2: What organism do your samples come from? (30 minutes)</w:t>
+      </w:r>
+    </w:p>
+    <w:p>
+      <w:pPr>
+        <w:numPr>
+          <w:ilvl w:val="0"/>
+          <w:numId w:val="1006"/>
+        </w:numPr>
+      </w:pPr>
+      <w:r>
+        <w:t xml:space="preserve">Part 3: Verify sample identification (30 minutes)</w:t>
       </w:r>
     </w:p>
     <w:bookmarkEnd w:id="40"/>
@@ -654,6 +800,109 @@
       </w:pPr>
     </w:lvl>
   </w:abstractNum>
+  <w:abstractNum w:abstractNumId="991">
+    <w:nsid w:val="0000A991"/>
+    <w:multiLevelType w:val="multilevel"/>
+    <w:lvl w:ilvl="0">
+      <w:numFmt w:val="bullet"/>
+      <w:lvlText w:val=""/>
+      <w:lvlJc w:val="left"/>
+      <w:pPr>
+        <w:ind w:left="720" w:hanging="360"/>
+      </w:pPr>
+      <w:rPr>
+        <w:rFonts w:ascii="Symbol" w:hAnsi="Symbol" w:cs="Symbol" w:hint="default"/>
+      </w:rPr>
+    </w:lvl>
+    <w:lvl w:ilvl="1">
+      <w:numFmt w:val="bullet"/>
+      <w:lvlText w:val="o"/>
+      <w:lvlJc w:val="left"/>
+      <w:pPr>
+        <w:ind w:left="1440" w:hanging="360"/>
+      </w:pPr>
+      <w:rPr>
+        <w:rFonts w:ascii="Courier New" w:hAnsi="Courier New" w:cs="Courier New" w:hint="default"/>
+      </w:rPr>
+    </w:lvl>
+    <w:lvl w:ilvl="2">
+      <w:numFmt w:val="bullet"/>
+      <w:lvlText w:val=""/>
+      <w:lvlJc w:val="left"/>
+      <w:pPr>
+        <w:ind w:left="2160" w:hanging="360"/>
+      </w:pPr>
+      <w:rPr>
+        <w:rFonts w:ascii="Wingdings" w:hAnsi="Wingdings" w:cs="Wingdings" w:hint="default"/>
+      </w:rPr>
+    </w:lvl>
+    <w:lvl w:ilvl="3">
+      <w:numFmt w:val="bullet"/>
+      <w:lvlText w:val=""/>
+      <w:lvlJc w:val="left"/>
+      <w:pPr>
+        <w:ind w:left="2880" w:hanging="360"/>
+      </w:pPr>
+      <w:rPr>
+        <w:rFonts w:ascii="Symbol" w:hAnsi="Symbol" w:cs="Symbol" w:hint="default"/>
+      </w:rPr>
+    </w:lvl>
+    <w:lvl w:ilvl="4">
+      <w:numFmt w:val="bullet"/>
+      <w:lvlText w:val="o"/>
+      <w:lvlJc w:val="left"/>
+      <w:pPr>
+        <w:ind w:left="3600" w:hanging="360"/>
+      </w:pPr>
+      <w:rPr>
+        <w:rFonts w:ascii="Courier New" w:hAnsi="Courier New" w:cs="Courier New" w:hint="default"/>
+      </w:rPr>
+    </w:lvl>
+    <w:lvl w:ilvl="5">
+      <w:numFmt w:val="bullet"/>
+      <w:lvlText w:val=""/>
+      <w:lvlJc w:val="left"/>
+      <w:pPr>
+        <w:ind w:left="4320" w:hanging="360"/>
+      </w:pPr>
+      <w:rPr>
+        <w:rFonts w:ascii="Wingdings" w:hAnsi="Wingdings" w:cs="Wingdings" w:hint="default"/>
+      </w:rPr>
+    </w:lvl>
+    <w:lvl w:ilvl="6">
+      <w:numFmt w:val="bullet"/>
+      <w:lvlText w:val=""/>
+      <w:lvlJc w:val="left"/>
+      <w:pPr>
+        <w:ind w:left="5040" w:hanging="360"/>
+      </w:pPr>
+      <w:rPr>
+        <w:rFonts w:ascii="Symbol" w:hAnsi="Symbol" w:cs="Symbol" w:hint="default"/>
+      </w:rPr>
+    </w:lvl>
+    <w:lvl w:ilvl="7">
+      <w:numFmt w:val="bullet"/>
+      <w:lvlText w:val="o"/>
+      <w:lvlJc w:val="left"/>
+      <w:pPr>
+        <w:ind w:left="5760" w:hanging="360"/>
+      </w:pPr>
+      <w:rPr>
+        <w:rFonts w:ascii="Courier New" w:hAnsi="Courier New" w:cs="Courier New" w:hint="default"/>
+      </w:rPr>
+    </w:lvl>
+    <w:lvl w:ilvl="8">
+      <w:numFmt w:val="bullet"/>
+      <w:lvlText w:val=""/>
+      <w:lvlJc w:val="left"/>
+      <w:pPr>
+        <w:ind w:left="6480" w:hanging="360"/>
+      </w:pPr>
+      <w:rPr>
+        <w:rFonts w:ascii="Wingdings" w:hAnsi="Wingdings" w:cs="Wingdings" w:hint="default"/>
+      </w:rPr>
+    </w:lvl>
+  </w:abstractNum>
   <w:abstractNum w:abstractNumId="99411">
     <w:nsid w:val="00A99411"/>
     <w:multiLevelType w:val="multilevel"/>
@@ -739,113 +988,13 @@
       </w:pPr>
     </w:lvl>
   </w:abstractNum>
-  <w:abstractNum w:abstractNumId="991">
-    <w:nsid w:val="0000A991"/>
-    <w:multiLevelType w:val="multilevel"/>
-    <w:lvl w:ilvl="0">
-      <w:numFmt w:val="bullet"/>
-      <w:lvlText w:val=""/>
-      <w:lvlJc w:val="left"/>
-      <w:pPr>
-        <w:ind w:left="720" w:hanging="360"/>
-      </w:pPr>
-      <w:rPr>
-        <w:rFonts w:ascii="Symbol" w:hAnsi="Symbol" w:cs="Symbol" w:hint="default"/>
-      </w:rPr>
-    </w:lvl>
-    <w:lvl w:ilvl="1">
-      <w:numFmt w:val="bullet"/>
-      <w:lvlText w:val="o"/>
-      <w:lvlJc w:val="left"/>
-      <w:pPr>
-        <w:ind w:left="1440" w:hanging="360"/>
-      </w:pPr>
-      <w:rPr>
-        <w:rFonts w:ascii="Courier New" w:hAnsi="Courier New" w:cs="Courier New" w:hint="default"/>
-      </w:rPr>
-    </w:lvl>
-    <w:lvl w:ilvl="2">
-      <w:numFmt w:val="bullet"/>
-      <w:lvlText w:val=""/>
-      <w:lvlJc w:val="left"/>
-      <w:pPr>
-        <w:ind w:left="2160" w:hanging="360"/>
-      </w:pPr>
-      <w:rPr>
-        <w:rFonts w:ascii="Wingdings" w:hAnsi="Wingdings" w:cs="Wingdings" w:hint="default"/>
-      </w:rPr>
-    </w:lvl>
-    <w:lvl w:ilvl="3">
-      <w:numFmt w:val="bullet"/>
-      <w:lvlText w:val=""/>
-      <w:lvlJc w:val="left"/>
-      <w:pPr>
-        <w:ind w:left="2880" w:hanging="360"/>
-      </w:pPr>
-      <w:rPr>
-        <w:rFonts w:ascii="Symbol" w:hAnsi="Symbol" w:cs="Symbol" w:hint="default"/>
-      </w:rPr>
-    </w:lvl>
-    <w:lvl w:ilvl="4">
-      <w:numFmt w:val="bullet"/>
-      <w:lvlText w:val="o"/>
-      <w:lvlJc w:val="left"/>
-      <w:pPr>
-        <w:ind w:left="3600" w:hanging="360"/>
-      </w:pPr>
-      <w:rPr>
-        <w:rFonts w:ascii="Courier New" w:hAnsi="Courier New" w:cs="Courier New" w:hint="default"/>
-      </w:rPr>
-    </w:lvl>
-    <w:lvl w:ilvl="5">
-      <w:numFmt w:val="bullet"/>
-      <w:lvlText w:val=""/>
-      <w:lvlJc w:val="left"/>
-      <w:pPr>
-        <w:ind w:left="4320" w:hanging="360"/>
-      </w:pPr>
-      <w:rPr>
-        <w:rFonts w:ascii="Wingdings" w:hAnsi="Wingdings" w:cs="Wingdings" w:hint="default"/>
-      </w:rPr>
-    </w:lvl>
-    <w:lvl w:ilvl="6">
-      <w:numFmt w:val="bullet"/>
-      <w:lvlText w:val=""/>
-      <w:lvlJc w:val="left"/>
-      <w:pPr>
-        <w:ind w:left="5040" w:hanging="360"/>
-      </w:pPr>
-      <w:rPr>
-        <w:rFonts w:ascii="Symbol" w:hAnsi="Symbol" w:cs="Symbol" w:hint="default"/>
-      </w:rPr>
-    </w:lvl>
-    <w:lvl w:ilvl="7">
-      <w:numFmt w:val="bullet"/>
-      <w:lvlText w:val="o"/>
-      <w:lvlJc w:val="left"/>
-      <w:pPr>
-        <w:ind w:left="5760" w:hanging="360"/>
-      </w:pPr>
-      <w:rPr>
-        <w:rFonts w:ascii="Courier New" w:hAnsi="Courier New" w:cs="Courier New" w:hint="default"/>
-      </w:rPr>
-    </w:lvl>
-    <w:lvl w:ilvl="8">
-      <w:numFmt w:val="bullet"/>
-      <w:lvlText w:val=""/>
-      <w:lvlJc w:val="left"/>
-      <w:pPr>
-        <w:ind w:left="6480" w:hanging="360"/>
-      </w:pPr>
-      <w:rPr>
-        <w:rFonts w:ascii="Wingdings" w:hAnsi="Wingdings" w:cs="Wingdings" w:hint="default"/>
-      </w:rPr>
-    </w:lvl>
-  </w:abstractNum>
   <w:num w:numId="1000">
     <w:abstractNumId w:val="990"/>
   </w:num>
   <w:num w:numId="1001">
+    <w:abstractNumId w:val="991"/>
+  </w:num>
+  <w:num w:numId="1002">
     <w:abstractNumId w:val="99411"/>
     <w:lvlOverride w:ilvl="0">
       <w:startOverride w:val="1"/>
@@ -875,10 +1024,16 @@
       <w:startOverride w:val="1"/>
     </w:lvlOverride>
   </w:num>
-  <w:num w:numId="1002">
+  <w:num w:numId="1003">
     <w:abstractNumId w:val="991"/>
   </w:num>
-  <w:num w:numId="1003">
+  <w:num w:numId="1004">
+    <w:abstractNumId w:val="991"/>
+  </w:num>
+  <w:num w:numId="1005">
+    <w:abstractNumId w:val="991"/>
+  </w:num>
+  <w:num w:numId="1006">
     <w:abstractNumId w:val="991"/>
   </w:num>
 </w:numbering>

--- a/docs/docx/module/dna_barcoding.docx
+++ b/docs/docx/module/dna_barcoding.docx
@@ -15,7 +15,7 @@
         <w:pStyle w:val="Date"/>
       </w:pPr>
       <w:r>
-        <w:t xml:space="preserve">2026-10-01</w:t>
+        <w:t xml:space="preserve">2026-10-05</w:t>
       </w:r>
     </w:p>
     <w:bookmarkStart w:id="21" w:name="overview"/>
@@ -383,7 +383,7 @@
       </w:r>
     </w:p>
     <w:bookmarkEnd w:id="30"/>
-    <w:bookmarkStart w:id="38" w:name="materials"/>
+    <w:bookmarkStart w:id="44" w:name="materials"/>
     <w:p>
       <w:pPr>
         <w:pStyle w:val="Heading2"/>
@@ -392,7 +392,7 @@
         <w:t xml:space="preserve">Materials</w:t>
       </w:r>
     </w:p>
-    <w:bookmarkStart w:id="36" w:name="student-activity"/>
+    <w:bookmarkStart w:id="39" w:name="student-activity"/>
     <w:p>
       <w:pPr>
         <w:pStyle w:val="Heading3"/>
@@ -463,9 +463,14 @@
           <w:numId w:val="1003"/>
         </w:numPr>
       </w:pPr>
-      <w:r>
-        <w:t xml:space="preserve">Google Doc</w:t>
-      </w:r>
+      <w:hyperlink r:id="rId33">
+        <w:r>
+          <w:rPr>
+            <w:rStyle w:val="Hyperlink"/>
+          </w:rPr>
+          <w:t xml:space="preserve">Google Doc</w:t>
+        </w:r>
+      </w:hyperlink>
     </w:p>
     <w:p>
       <w:pPr>
@@ -512,7 +517,7 @@
           <w:numId w:val="1004"/>
         </w:numPr>
       </w:pPr>
-      <w:hyperlink r:id="rId32">
+      <w:hyperlink r:id="rId34">
         <w:r>
           <w:rPr>
             <w:rStyle w:val="Hyperlink"/>
@@ -529,9 +534,14 @@
           <w:numId w:val="1004"/>
         </w:numPr>
       </w:pPr>
-      <w:r>
-        <w:t xml:space="preserve">Google Doc</w:t>
-      </w:r>
+      <w:hyperlink r:id="rId35">
+        <w:r>
+          <w:rPr>
+            <w:rStyle w:val="Hyperlink"/>
+          </w:rPr>
+          <w:t xml:space="preserve">Google Doc</w:t>
+        </w:r>
+      </w:hyperlink>
     </w:p>
     <w:p>
       <w:pPr>
@@ -567,7 +577,7 @@
       <w:r>
         <w:t xml:space="preserve"> </w:t>
       </w:r>
-      <w:hyperlink r:id="rId33">
+      <w:hyperlink r:id="rId36">
         <w:r>
           <w:rPr>
             <w:rStyle w:val="Hyperlink"/>
@@ -593,7 +603,7 @@
       <w:r>
         <w:t xml:space="preserve"> </w:t>
       </w:r>
-      <w:hyperlink r:id="rId34">
+      <w:hyperlink r:id="rId37">
         <w:r>
           <w:rPr>
             <w:rStyle w:val="Hyperlink"/>
@@ -616,7 +626,7 @@
       <w:r>
         <w:t xml:space="preserve"> </w:t>
       </w:r>
-      <w:hyperlink r:id="rId35">
+      <w:hyperlink r:id="rId38">
         <w:r>
           <w:rPr>
             <w:rStyle w:val="Hyperlink"/>
@@ -625,8 +635,8 @@
         </w:r>
       </w:hyperlink>
     </w:p>
-    <w:bookmarkEnd w:id="36"/>
-    <w:bookmarkStart w:id="37" w:name="instructor-materials"/>
+    <w:bookmarkEnd w:id="39"/>
+    <w:bookmarkStart w:id="43" w:name="instructor-materials"/>
     <w:p>
       <w:pPr>
         <w:pStyle w:val="Heading3"/>
@@ -635,9 +645,75 @@
         <w:t xml:space="preserve">Instructor Materials</w:t>
       </w:r>
     </w:p>
-    <w:bookmarkEnd w:id="37"/>
-    <w:bookmarkEnd w:id="38"/>
-    <w:bookmarkStart w:id="39" w:name="scientific-topics"/>
+    <w:p>
+      <w:pPr>
+        <w:pStyle w:val="FirstParagraph"/>
+      </w:pPr>
+      <w:r>
+        <w:t xml:space="preserve">A Google Slides presentation is available for borrowing images</w:t>
+      </w:r>
+      <w:r>
+        <w:t xml:space="preserve"> </w:t>
+      </w:r>
+      <w:hyperlink r:id="rId40">
+        <w:r>
+          <w:rPr>
+            <w:rStyle w:val="Hyperlink"/>
+          </w:rPr>
+          <w:t xml:space="preserve">here</w:t>
+        </w:r>
+      </w:hyperlink>
+      <w:r>
+        <w:t xml:space="preserve">.</w:t>
+      </w:r>
+    </w:p>
+    <w:p>
+      <w:pPr>
+        <w:pStyle w:val="BodyText"/>
+      </w:pPr>
+      <w:r>
+        <w:t xml:space="preserve">Prework: An answer key is available</w:t>
+      </w:r>
+      <w:r>
+        <w:t xml:space="preserve"> </w:t>
+      </w:r>
+      <w:hyperlink r:id="rId41">
+        <w:r>
+          <w:rPr>
+            <w:rStyle w:val="Hyperlink"/>
+          </w:rPr>
+          <w:t xml:space="preserve">here</w:t>
+        </w:r>
+      </w:hyperlink>
+      <w:r>
+        <w:t xml:space="preserve">. Please message Ava Hoffman (ahoffma2 at fredhutch dot org) to get access.</w:t>
+      </w:r>
+    </w:p>
+    <w:p>
+      <w:pPr>
+        <w:pStyle w:val="BodyText"/>
+      </w:pPr>
+      <w:r>
+        <w:t xml:space="preserve">Lab: An answer key is available</w:t>
+      </w:r>
+      <w:r>
+        <w:t xml:space="preserve"> </w:t>
+      </w:r>
+      <w:hyperlink r:id="rId42">
+        <w:r>
+          <w:rPr>
+            <w:rStyle w:val="Hyperlink"/>
+          </w:rPr>
+          <w:t xml:space="preserve">here</w:t>
+        </w:r>
+      </w:hyperlink>
+      <w:r>
+        <w:t xml:space="preserve">. Please message Ava Hoffman (ahoffma2 at fredhutch dot org) to get access.</w:t>
+      </w:r>
+    </w:p>
+    <w:bookmarkEnd w:id="43"/>
+    <w:bookmarkEnd w:id="44"/>
+    <w:bookmarkStart w:id="45" w:name="scientific-topics"/>
     <w:p>
       <w:pPr>
         <w:pStyle w:val="Heading2"/>
@@ -646,14 +722,12 @@
         <w:t xml:space="preserve">Scientific Topics</w:t>
       </w:r>
     </w:p>
-    <w:bookmarkEnd w:id="39"/>
-    <w:bookmarkStart w:id="40" w:name="outline"/>
-    <w:p>
-      <w:pPr>
-        <w:pStyle w:val="Heading2"/>
-      </w:pPr>
-      <w:r>
-        <w:t xml:space="preserve">Outline</w:t>
+    <w:p>
+      <w:pPr>
+        <w:pStyle w:val="FirstParagraph"/>
+      </w:pPr>
+      <w:r>
+        <w:t xml:space="preserve">Students will gain exposure to the following:</w:t>
       </w:r>
     </w:p>
     <w:p>
@@ -664,7 +738,7 @@
         </w:numPr>
       </w:pPr>
       <w:r>
-        <w:t xml:space="preserve">Part 1: Prework (30 minutes)</w:t>
+        <w:t xml:space="preserve">DNA Barcoding: a molecular biology method that identifies the species of an organism using a short, standardized section of its DNA. The DNA section used for barcoding depends on the species being barcoded.</w:t>
       </w:r>
     </w:p>
     <w:p>
@@ -675,7 +749,7 @@
         </w:numPr>
       </w:pPr>
       <w:r>
-        <w:t xml:space="preserve">Part 2: What organism do your samples come from? (30 minutes)</w:t>
+        <w:t xml:space="preserve">Curated Databases: databases where information is screened, validated, and organized by experts to ensure the data are accurate and reliable. Information from these databases is typically standardized and organized in a consistent way so it is easily accessible and searchable.</w:t>
       </w:r>
     </w:p>
     <w:p>
@@ -686,10 +760,64 @@
         </w:numPr>
       </w:pPr>
       <w:r>
+        <w:t xml:space="preserve">Species Identification: the process of matching an individual organism to a known scientific name, or to a known taxonomic group (like family or genus)</w:t>
+      </w:r>
+    </w:p>
+    <w:p>
+      <w:pPr>
+        <w:numPr>
+          <w:ilvl w:val="0"/>
+          <w:numId w:val="1006"/>
+        </w:numPr>
+      </w:pPr>
+      <w:r>
+        <w:t xml:space="preserve">Relevant laws around herbal supplements in the USA and wildlife smuggling in Brazil</w:t>
+      </w:r>
+    </w:p>
+    <w:bookmarkEnd w:id="45"/>
+    <w:bookmarkStart w:id="46" w:name="outline"/>
+    <w:p>
+      <w:pPr>
+        <w:pStyle w:val="Heading2"/>
+      </w:pPr>
+      <w:r>
+        <w:t xml:space="preserve">Outline</w:t>
+      </w:r>
+    </w:p>
+    <w:p>
+      <w:pPr>
+        <w:numPr>
+          <w:ilvl w:val="0"/>
+          <w:numId w:val="1007"/>
+        </w:numPr>
+      </w:pPr>
+      <w:r>
+        <w:t xml:space="preserve">Part 1: Prework (30 minutes)</w:t>
+      </w:r>
+    </w:p>
+    <w:p>
+      <w:pPr>
+        <w:numPr>
+          <w:ilvl w:val="0"/>
+          <w:numId w:val="1007"/>
+        </w:numPr>
+      </w:pPr>
+      <w:r>
+        <w:t xml:space="preserve">Part 2: What organism do your samples come from? (30 minutes)</w:t>
+      </w:r>
+    </w:p>
+    <w:p>
+      <w:pPr>
+        <w:numPr>
+          <w:ilvl w:val="0"/>
+          <w:numId w:val="1007"/>
+        </w:numPr>
+      </w:pPr>
+      <w:r>
         <w:t xml:space="preserve">Part 3: Verify sample identification (30 minutes)</w:t>
       </w:r>
     </w:p>
-    <w:bookmarkEnd w:id="40"/>
+    <w:bookmarkEnd w:id="46"/>
     <w:sectPr>
       <w:footnotePr>
         <w:numRestart w:val="eachSect"/>
@@ -1034,6 +1162,9 @@
     <w:abstractNumId w:val="991"/>
   </w:num>
   <w:num w:numId="1006">
+    <w:abstractNumId w:val="991"/>
+  </w:num>
+  <w:num w:numId="1007">
     <w:abstractNumId w:val="991"/>
   </w:num>
 </w:numbering>

--- a/docs/docx/module/dna_barcoding.docx
+++ b/docs/docx/module/dna_barcoding.docx
@@ -15,7 +15,7 @@
         <w:pStyle w:val="Date"/>
       </w:pPr>
       <w:r>
-        <w:t xml:space="preserve">2026-10-05</w:t>
+        <w:t xml:space="preserve">2026-10-07</w:t>
       </w:r>
     </w:p>
     <w:bookmarkStart w:id="21" w:name="overview"/>
@@ -383,7 +383,7 @@
       </w:r>
     </w:p>
     <w:bookmarkEnd w:id="30"/>
-    <w:bookmarkStart w:id="44" w:name="materials"/>
+    <w:bookmarkStart w:id="45" w:name="materials"/>
     <w:p>
       <w:pPr>
         <w:pStyle w:val="Heading2"/>
@@ -392,7 +392,7 @@
         <w:t xml:space="preserve">Materials</w:t>
       </w:r>
     </w:p>
-    <w:bookmarkStart w:id="39" w:name="student-activity"/>
+    <w:bookmarkStart w:id="40" w:name="student-activity"/>
     <w:p>
       <w:pPr>
         <w:pStyle w:val="Heading3"/>
@@ -500,7 +500,7 @@
           <w:numId w:val="1004"/>
         </w:numPr>
       </w:pPr>
-      <w:hyperlink r:id="rId31">
+      <w:hyperlink r:id="rId34">
         <w:r>
           <w:rPr>
             <w:rStyle w:val="Hyperlink"/>
@@ -517,7 +517,7 @@
           <w:numId w:val="1004"/>
         </w:numPr>
       </w:pPr>
-      <w:hyperlink r:id="rId34">
+      <w:hyperlink r:id="rId35">
         <w:r>
           <w:rPr>
             <w:rStyle w:val="Hyperlink"/>
@@ -534,7 +534,7 @@
           <w:numId w:val="1004"/>
         </w:numPr>
       </w:pPr>
-      <w:hyperlink r:id="rId35">
+      <w:hyperlink r:id="rId36">
         <w:r>
           <w:rPr>
             <w:rStyle w:val="Hyperlink"/>
@@ -577,7 +577,7 @@
       <w:r>
         <w:t xml:space="preserve"> </w:t>
       </w:r>
-      <w:hyperlink r:id="rId36">
+      <w:hyperlink r:id="rId37">
         <w:r>
           <w:rPr>
             <w:rStyle w:val="Hyperlink"/>
@@ -603,7 +603,7 @@
       <w:r>
         <w:t xml:space="preserve"> </w:t>
       </w:r>
-      <w:hyperlink r:id="rId37">
+      <w:hyperlink r:id="rId38">
         <w:r>
           <w:rPr>
             <w:rStyle w:val="Hyperlink"/>
@@ -626,7 +626,7 @@
       <w:r>
         <w:t xml:space="preserve"> </w:t>
       </w:r>
-      <w:hyperlink r:id="rId38">
+      <w:hyperlink r:id="rId39">
         <w:r>
           <w:rPr>
             <w:rStyle w:val="Hyperlink"/>
@@ -635,8 +635,8 @@
         </w:r>
       </w:hyperlink>
     </w:p>
-    <w:bookmarkEnd w:id="39"/>
-    <w:bookmarkStart w:id="43" w:name="instructor-materials"/>
+    <w:bookmarkEnd w:id="40"/>
+    <w:bookmarkStart w:id="44" w:name="instructor-materials"/>
     <w:p>
       <w:pPr>
         <w:pStyle w:val="Heading3"/>
@@ -651,28 +651,6 @@
       </w:pPr>
       <w:r>
         <w:t xml:space="preserve">A Google Slides presentation is available for borrowing images</w:t>
-      </w:r>
-      <w:r>
-        <w:t xml:space="preserve"> </w:t>
-      </w:r>
-      <w:hyperlink r:id="rId40">
-        <w:r>
-          <w:rPr>
-            <w:rStyle w:val="Hyperlink"/>
-          </w:rPr>
-          <w:t xml:space="preserve">here</w:t>
-        </w:r>
-      </w:hyperlink>
-      <w:r>
-        <w:t xml:space="preserve">.</w:t>
-      </w:r>
-    </w:p>
-    <w:p>
-      <w:pPr>
-        <w:pStyle w:val="BodyText"/>
-      </w:pPr>
-      <w:r>
-        <w:t xml:space="preserve">Prework: An answer key is available</w:t>
       </w:r>
       <w:r>
         <w:t xml:space="preserve"> </w:t>
@@ -686,7 +664,7 @@
         </w:r>
       </w:hyperlink>
       <w:r>
-        <w:t xml:space="preserve">. Please message Ava Hoffman (ahoffma2 at fredhutch dot org) to get access.</w:t>
+        <w:t xml:space="preserve">.</w:t>
       </w:r>
     </w:p>
     <w:p>
@@ -694,7 +672,7 @@
         <w:pStyle w:val="BodyText"/>
       </w:pPr>
       <w:r>
-        <w:t xml:space="preserve">Lab: An answer key is available</w:t>
+        <w:t xml:space="preserve">Prework: An answer key is available</w:t>
       </w:r>
       <w:r>
         <w:t xml:space="preserve"> </w:t>
@@ -711,9 +689,31 @@
         <w:t xml:space="preserve">. Please message Ava Hoffman (ahoffma2 at fredhutch dot org) to get access.</w:t>
       </w:r>
     </w:p>
-    <w:bookmarkEnd w:id="43"/>
+    <w:p>
+      <w:pPr>
+        <w:pStyle w:val="BodyText"/>
+      </w:pPr>
+      <w:r>
+        <w:t xml:space="preserve">Lab: An answer key is available</w:t>
+      </w:r>
+      <w:r>
+        <w:t xml:space="preserve"> </w:t>
+      </w:r>
+      <w:hyperlink r:id="rId43">
+        <w:r>
+          <w:rPr>
+            <w:rStyle w:val="Hyperlink"/>
+          </w:rPr>
+          <w:t xml:space="preserve">here</w:t>
+        </w:r>
+      </w:hyperlink>
+      <w:r>
+        <w:t xml:space="preserve">. Please message Ava Hoffman (ahoffma2 at fredhutch dot org) to get access.</w:t>
+      </w:r>
+    </w:p>
     <w:bookmarkEnd w:id="44"/>
-    <w:bookmarkStart w:id="45" w:name="scientific-topics"/>
+    <w:bookmarkEnd w:id="45"/>
+    <w:bookmarkStart w:id="46" w:name="scientific-topics"/>
     <w:p>
       <w:pPr>
         <w:pStyle w:val="Heading2"/>
@@ -774,8 +774,8 @@
         <w:t xml:space="preserve">Relevant laws around herbal supplements in the USA and wildlife smuggling in Brazil</w:t>
       </w:r>
     </w:p>
-    <w:bookmarkEnd w:id="45"/>
-    <w:bookmarkStart w:id="46" w:name="outline"/>
+    <w:bookmarkEnd w:id="46"/>
+    <w:bookmarkStart w:id="47" w:name="outline"/>
     <w:p>
       <w:pPr>
         <w:pStyle w:val="Heading2"/>
@@ -817,7 +817,7 @@
         <w:t xml:space="preserve">Part 3: Verify sample identification (30 minutes)</w:t>
       </w:r>
     </w:p>
-    <w:bookmarkEnd w:id="46"/>
+    <w:bookmarkEnd w:id="47"/>
     <w:sectPr>
       <w:footnotePr>
         <w:numRestart w:val="eachSect"/>

--- a/docs/docx/module/dna_barcoding.docx
+++ b/docs/docx/module/dna_barcoding.docx
@@ -15,7 +15,7 @@
         <w:pStyle w:val="Date"/>
       </w:pPr>
       <w:r>
-        <w:t xml:space="preserve">2026-10-07</w:t>
+        <w:t xml:space="preserve">2026-10-20</w:t>
       </w:r>
     </w:p>
     <w:bookmarkStart w:id="21" w:name="overview"/>

--- a/docs/docx/module/dna_barcoding.docx
+++ b/docs/docx/module/dna_barcoding.docx
@@ -7,7 +7,7 @@
         <w:pStyle w:val="Title"/>
       </w:pPr>
       <w:r>
-        <w:t xml:space="preserve">DNA Barcoding</w:t>
+        <w:t xml:space="preserve">DNA Barcoding: Forensic Investigators</w:t>
       </w:r>
     </w:p>
     <w:p>
@@ -15,7 +15,7 @@
         <w:pStyle w:val="Date"/>
       </w:pPr>
       <w:r>
-        <w:t xml:space="preserve">2026-10-20</w:t>
+        <w:t xml:space="preserve">2026-10-26</w:t>
       </w:r>
     </w:p>
     <w:bookmarkStart w:id="21" w:name="overview"/>

--- a/docs/docx/module/dna_barcoding.docx
+++ b/docs/docx/module/dna_barcoding.docx
@@ -15,7 +15,7 @@
         <w:pStyle w:val="Date"/>
       </w:pPr>
       <w:r>
-        <w:t xml:space="preserve">2026-10-26</w:t>
+        <w:t xml:space="preserve">2026-10-27</w:t>
       </w:r>
     </w:p>
     <w:bookmarkStart w:id="21" w:name="overview"/>

--- a/docs/docx/module/dna_barcoding.docx
+++ b/docs/docx/module/dna_barcoding.docx
@@ -15,7 +15,7 @@
         <w:pStyle w:val="Date"/>
       </w:pPr>
       <w:r>
-        <w:t xml:space="preserve">2026-10-27</w:t>
+        <w:t xml:space="preserve">2026-10-28</w:t>
       </w:r>
     </w:p>
     <w:bookmarkStart w:id="21" w:name="overview"/>

--- a/docs/docx/module/dna_barcoding.docx
+++ b/docs/docx/module/dna_barcoding.docx
@@ -15,7 +15,7 @@
         <w:pStyle w:val="Date"/>
       </w:pPr>
       <w:r>
-        <w:t xml:space="preserve">2026-10-28</w:t>
+        <w:t xml:space="preserve">2026-10-31</w:t>
       </w:r>
     </w:p>
     <w:bookmarkStart w:id="21" w:name="overview"/>
